--- a/backend/data/corpus/DOC-20220823-062.docx
+++ b/backend/data/corpus/DOC-20220823-062.docx
@@ -31,7 +31,7 @@
           <w:b/>
           <w:sz w:val="21"/>
         </w:rPr>
-        <w:t>HCP: Wilhelmina Corliss, MD, Marbury Neurological Care Center, Roanoke, VA (AR)</w:t>
+        <w:t>HCP: Saoirse Zeitler, MD, Sandhill Neuroscience Center, Tacoma, WA (RSM)</w:t>
       </w:r>
     </w:p>
     <w:p>
@@ -46,7 +46,7 @@
         <w:rPr>
           <w:sz w:val="21"/>
         </w:rPr>
-        <w:t>The practice lost front-desk coordinator and has not backfilled, so the new-patient backlog looks better than last year.</w:t>
+        <w:t>An unhurried convo over a quick coffee, mostly logistics.</w:t>
       </w:r>
     </w:p>
     <w:p>
@@ -61,7 +61,7 @@
         <w:rPr>
           <w:sz w:val="21"/>
         </w:rPr>
-        <w:t>Benefit verification is the step that most often delays a start here.</w:t>
+        <w:t>Noted that benefit checks remains slowest step and that this is not specific to any one product.</w:t>
       </w:r>
     </w:p>
     <w:p>
@@ -76,22 +76,7 @@
         <w:rPr>
           <w:sz w:val="21"/>
         </w:rPr>
-        <w:t>Described practice as early in its experience here, with nothing to report yet.</w:t>
-      </w:r>
-    </w:p>
-    <w:p>
-      <w:r>
-        <w:rPr>
-          <w:sz w:val="21"/>
-        </w:rPr>
-      </w:r>
-    </w:p>
-    <w:p>
-      <w:r>
-        <w:rPr>
-          <w:sz w:val="21"/>
-        </w:rPr>
-        <w:t>Described preference for slower titration in general, unrelated to any particular patient.</w:t>
+        <w:t>Referenced case series someone forwarded in passing.</w:t>
       </w:r>
     </w:p>
     <w:sectPr>
